--- a/마케팅/프로젝트/DA-기획/공동기획-2026-10-2차/아침-보고-요약.docx
+++ b/마케팅/프로젝트/DA-기획/공동기획-2026-10-2차/아침-보고-요약.docx
@@ -397,17 +397,14 @@
         <w:tblLook w:firstColumn="1" w:firstRow="1" w:lastColumn="0" w:lastRow="0" w:noHBand="0" w:noVBand="1" w:val="04A0"/>
       </w:tblPr>
       <w:tblGrid>
-        <w:gridCol w:w="1700"/>
-        <w:gridCol w:w="1700"/>
-        <w:gridCol w:w="1700"/>
-        <w:gridCol w:w="1700"/>
-        <w:gridCol w:w="1700"/>
-        <w:gridCol w:w="1700"/>
+        <w:gridCol w:w="5100"/>
+        <w:gridCol w:w="5100"/>
       </w:tblGrid>
       <w:tr>
         <w:tc>
           <w:tcPr>
-            <w:tcW w:type="dxa" w:w="397"/>
+            <w:tcW w:type="dxa" w:w="8391"/>
+            <w:gridSpan w:val="2"/>
             <w:shd w:val="clear" w:color="auto" w:fill="1F4E79"/>
           </w:tcPr>
           <w:p>
@@ -416,15 +413,308 @@
               <w:rPr>
                 <w:b/>
                 <w:color w:val="FFFFFF"/>
-                <w:sz w:val="17"/>
+                <w:sz w:val="21"/>
               </w:rPr>
-              <w:t>#</w:t>
+              <w:t>① 하룻밤 염증샷 패치  (Claude 03)</w:t>
+            </w:r>
+          </w:p>
+        </w:tc>
+      </w:tr>
+      <w:tr>
+        <w:tc>
+          <w:tcPr>
+            <w:tcW w:type="dxa" w:w="1474"/>
+            <w:shd w:val="clear" w:color="auto" w:fill="F8CBAD"/>
+          </w:tcPr>
+          <w:p>
+            <w:r/>
+            <w:r>
+              <w:rPr>
+                <w:b/>
+                <w:sz w:val="18"/>
+              </w:rPr>
+              <w:t>사장님 판정</w:t>
             </w:r>
           </w:p>
         </w:tc>
         <w:tc>
           <w:tcPr>
-            <w:tcW w:type="dxa" w:w="1701"/>
+            <w:tcW w:type="dxa" w:w="8391"/>
+          </w:tcPr>
+          <w:p>
+            <w:r/>
+            <w:r>
+              <w:rPr>
+                <w:b/>
+                <w:sz w:val="18"/>
+              </w:rPr>
+              <w:t>기각</w:t>
+            </w:r>
+            <w:r>
+              <w:rPr>
+                <w:b w:val="0"/>
+                <w:sz w:val="18"/>
+              </w:rPr>
+              <w:t xml:space="preserve"> — 성분도, 찔러서 주입하는 작동도 닮지 않았고 톡 누르는 동작은 염증주사와 안 비슷함. 상징성 못 가져옴</w:t>
+            </w:r>
+          </w:p>
+        </w:tc>
+      </w:tr>
+      <w:tr>
+        <w:tc>
+          <w:tcPr>
+            <w:tcW w:type="dxa" w:w="1474"/>
+            <w:shd w:val="clear" w:color="auto" w:fill="FFF2CC"/>
+          </w:tcPr>
+          <w:p>
+            <w:r/>
+            <w:r>
+              <w:rPr>
+                <w:b/>
+                <w:sz w:val="18"/>
+              </w:rPr>
+              <w:t>누가</w:t>
+            </w:r>
+          </w:p>
+        </w:tc>
+        <w:tc>
+          <w:tcPr>
+            <w:tcW w:type="dxa" w:w="8391"/>
+          </w:tcPr>
+          <w:p>
+            <w:r/>
+            <w:r>
+              <w:rPr>
+                <w:b w:val="0"/>
+                <w:sz w:val="18"/>
+              </w:rPr>
+              <w:t xml:space="preserve">갑자기 </w:t>
+            </w:r>
+            <w:r>
+              <w:rPr>
+                <w:b/>
+                <w:sz w:val="18"/>
+              </w:rPr>
+              <w:t>붉게 부어오른 아픈 여드름</w:t>
+            </w:r>
+            <w:r>
+              <w:rPr>
+                <w:b w:val="0"/>
+                <w:sz w:val="18"/>
+              </w:rPr>
+              <w:t>이 난 15~35세. 염증주사가 하룻밤에 가라앉는 건 알지만 당장 병원에 못 가거나 바늘이 무서운 사람</w:t>
+            </w:r>
+          </w:p>
+        </w:tc>
+      </w:tr>
+      <w:tr>
+        <w:tc>
+          <w:tcPr>
+            <w:tcW w:type="dxa" w:w="1474"/>
+            <w:shd w:val="clear" w:color="auto" w:fill="DEEAF6"/>
+          </w:tcPr>
+          <w:p>
+            <w:r/>
+            <w:r>
+              <w:rPr>
+                <w:b/>
+                <w:sz w:val="18"/>
+              </w:rPr>
+              <w:t>무엇</w:t>
+            </w:r>
+          </w:p>
+        </w:tc>
+        <w:tc>
+          <w:tcPr>
+            <w:tcW w:type="dxa" w:w="8391"/>
+          </w:tcPr>
+          <w:p>
+            <w:r/>
+            <w:r>
+              <w:rPr>
+                <w:b w:val="0"/>
+                <w:sz w:val="18"/>
+              </w:rPr>
+              <w:t xml:space="preserve">지름 12mm 여드름 패치. 가운데에 </w:t>
+            </w:r>
+            <w:r>
+              <w:rPr>
+                <w:b/>
+                <w:sz w:val="18"/>
+              </w:rPr>
+              <w:t>누르면 터지는 앰플 캡슐</w:t>
+            </w:r>
+          </w:p>
+        </w:tc>
+      </w:tr>
+      <w:tr>
+        <w:tc>
+          <w:tcPr>
+            <w:tcW w:type="dxa" w:w="1474"/>
+            <w:shd w:val="clear" w:color="auto" w:fill="DEEAF6"/>
+          </w:tcPr>
+          <w:p>
+            <w:r/>
+            <w:r>
+              <w:rPr>
+                <w:b/>
+                <w:sz w:val="18"/>
+              </w:rPr>
+              <w:t>쓰는 장면</w:t>
+            </w:r>
+          </w:p>
+        </w:tc>
+        <w:tc>
+          <w:tcPr>
+            <w:tcW w:type="dxa" w:w="8391"/>
+          </w:tcPr>
+          <w:p>
+            <w:r/>
+            <w:r>
+              <w:rPr>
+                <w:b w:val="0"/>
+                <w:sz w:val="18"/>
+              </w:rPr>
+              <w:t xml:space="preserve">자기 전 여드름에 붙이고 </w:t>
+            </w:r>
+            <w:r>
+              <w:rPr>
+                <w:b/>
+                <w:sz w:val="18"/>
+              </w:rPr>
+              <w:t>'톡' 눌러 터뜨림</w:t>
+            </w:r>
+            <w:r>
+              <w:rPr>
+                <w:b w:val="0"/>
+                <w:sz w:val="18"/>
+              </w:rPr>
+              <w:t xml:space="preserve"> → 아침에 떼면 가라앉아 있음</w:t>
+            </w:r>
+          </w:p>
+        </w:tc>
+      </w:tr>
+      <w:tr>
+        <w:tc>
+          <w:tcPr>
+            <w:tcW w:type="dxa" w:w="1474"/>
+            <w:shd w:val="clear" w:color="auto" w:fill="DEEAF6"/>
+          </w:tcPr>
+          <w:p>
+            <w:r/>
+            <w:r>
+              <w:rPr>
+                <w:b/>
+                <w:sz w:val="18"/>
+              </w:rPr>
+              <w:t>상징 · 가격</w:t>
+            </w:r>
+          </w:p>
+        </w:tc>
+        <w:tc>
+          <w:tcPr>
+            <w:tcW w:type="dxa" w:w="8391"/>
+          </w:tcPr>
+          <w:p>
+            <w:r/>
+            <w:r>
+              <w:rPr>
+                <w:b w:val="0"/>
+                <w:sz w:val="18"/>
+              </w:rPr>
+              <w:t>피부과 여드름 염증주사 · 12매 19,900원 / 36매 49,900원</w:t>
+            </w:r>
+          </w:p>
+        </w:tc>
+      </w:tr>
+      <w:tr>
+        <w:tc>
+          <w:tcPr>
+            <w:tcW w:type="dxa" w:w="1474"/>
+            <w:shd w:val="clear" w:color="auto" w:fill="DEEAF6"/>
+          </w:tcPr>
+          <w:p>
+            <w:r/>
+            <w:r>
+              <w:rPr>
+                <w:b/>
+                <w:sz w:val="18"/>
+              </w:rPr>
+              <w:t>좋은 점</w:t>
+            </w:r>
+          </w:p>
+        </w:tc>
+        <w:tc>
+          <w:tcPr>
+            <w:tcW w:type="dxa" w:w="8391"/>
+          </w:tcPr>
+          <w:p>
+            <w:r/>
+            <w:r>
+              <w:rPr>
+                <w:b w:val="0"/>
+                <w:sz w:val="18"/>
+              </w:rPr>
+              <w:t>누르는 동작 = 주사 한 방. 비슷한 제품 거의 없음</w:t>
+            </w:r>
+          </w:p>
+        </w:tc>
+      </w:tr>
+      <w:tr>
+        <w:tc>
+          <w:tcPr>
+            <w:tcW w:type="dxa" w:w="1474"/>
+            <w:shd w:val="clear" w:color="auto" w:fill="DEEAF6"/>
+          </w:tcPr>
+          <w:p>
+            <w:r/>
+            <w:r>
+              <w:rPr>
+                <w:b/>
+                <w:sz w:val="18"/>
+              </w:rPr>
+              <w:t>위험</w:t>
+            </w:r>
+          </w:p>
+        </w:tc>
+        <w:tc>
+          <w:tcPr>
+            <w:tcW w:type="dxa" w:w="8391"/>
+          </w:tcPr>
+          <w:p>
+            <w:r/>
+            <w:r>
+              <w:rPr>
+                <w:b w:val="0"/>
+                <w:sz w:val="18"/>
+              </w:rPr>
+              <w:t>의료기기로 분류될 수 있음, 캡슐을 패치와 한 몸으로 만드는 공정</w:t>
+            </w:r>
+          </w:p>
+        </w:tc>
+      </w:tr>
+    </w:tbl>
+    <w:p>
+      <w:pPr>
+        <w:spacing w:after="40"/>
+      </w:pPr>
+    </w:p>
+    <w:tbl>
+      <w:tblPr>
+        <w:tblStyle w:val="TableGrid"/>
+        <w:tblW w:type="auto" w:w="0"/>
+        <w:jc w:val="center"/>
+        <w:tblLook w:firstColumn="1" w:firstRow="1" w:lastColumn="0" w:lastRow="0" w:noHBand="0" w:noVBand="1" w:val="04A0"/>
+      </w:tblPr>
+      <w:tblGrid>
+        <w:gridCol w:w="5100"/>
+        <w:gridCol w:w="5100"/>
+      </w:tblGrid>
+      <w:tr>
+        <w:tc>
+          <w:tcPr>
+            <w:tcW w:type="dxa" w:w="8391"/>
+            <w:gridSpan w:val="2"/>
             <w:shd w:val="clear" w:color="auto" w:fill="1F4E79"/>
           </w:tcPr>
           <w:p>
@@ -433,15 +723,294 @@
               <w:rPr>
                 <w:b/>
                 <w:color w:val="FFFFFF"/>
-                <w:sz w:val="17"/>
+                <w:sz w:val="21"/>
               </w:rPr>
-              <w:t>기획</w:t>
+              <w:t>② 단맛뚝 한방환  (Claude 10)</w:t>
+            </w:r>
+          </w:p>
+        </w:tc>
+      </w:tr>
+      <w:tr>
+        <w:tc>
+          <w:tcPr>
+            <w:tcW w:type="dxa" w:w="1474"/>
+            <w:shd w:val="clear" w:color="auto" w:fill="F8CBAD"/>
+          </w:tcPr>
+          <w:p>
+            <w:r/>
+            <w:r>
+              <w:rPr>
+                <w:b/>
+                <w:sz w:val="18"/>
+              </w:rPr>
+              <w:t>사장님 판정</w:t>
             </w:r>
           </w:p>
         </w:tc>
         <w:tc>
           <w:tcPr>
-            <w:tcW w:type="dxa" w:w="2381"/>
+            <w:tcW w:type="dxa" w:w="8391"/>
+          </w:tcPr>
+          <w:p>
+            <w:r/>
+            <w:r>
+              <w:rPr>
+                <w:b/>
+                <w:sz w:val="18"/>
+              </w:rPr>
+              <w:t>기각</w:t>
+            </w:r>
+            <w:r>
+              <w:rPr>
+                <w:b w:val="0"/>
+                <w:sz w:val="18"/>
+              </w:rPr>
+              <w:t xml:space="preserve"> — 맛없게 하는 걸로는 다이어트 한약 상징을 못 가져옴. 한의비책처럼 동의보감 패키지 + 환·단 모양 + 한의사 제조 + 다이어트 한약 성분이면 모를까</w:t>
+            </w:r>
+          </w:p>
+        </w:tc>
+      </w:tr>
+      <w:tr>
+        <w:tc>
+          <w:tcPr>
+            <w:tcW w:type="dxa" w:w="1474"/>
+            <w:shd w:val="clear" w:color="auto" w:fill="FFF2CC"/>
+          </w:tcPr>
+          <w:p>
+            <w:r/>
+            <w:r>
+              <w:rPr>
+                <w:b/>
+                <w:sz w:val="18"/>
+              </w:rPr>
+              <w:t>누가</w:t>
+            </w:r>
+          </w:p>
+        </w:tc>
+        <w:tc>
+          <w:tcPr>
+            <w:tcW w:type="dxa" w:w="8391"/>
+          </w:tcPr>
+          <w:p>
+            <w:r/>
+            <w:r>
+              <w:rPr>
+                <w:b/>
+                <w:sz w:val="18"/>
+              </w:rPr>
+              <w:t>단 것·야식을 못 끊어 뱃살이 안 빠지는 30~50대</w:t>
+            </w:r>
+            <w:r>
+              <w:rPr>
+                <w:b w:val="0"/>
+                <w:sz w:val="18"/>
+              </w:rPr>
+              <w:t>(갱년기·출산 후 뱃살 포함). 다이어트 한약은 두근거림·불면·비용이 부담인 사람</w:t>
+            </w:r>
+          </w:p>
+        </w:tc>
+      </w:tr>
+      <w:tr>
+        <w:tc>
+          <w:tcPr>
+            <w:tcW w:type="dxa" w:w="1474"/>
+            <w:shd w:val="clear" w:color="auto" w:fill="DEEAF6"/>
+          </w:tcPr>
+          <w:p>
+            <w:r/>
+            <w:r>
+              <w:rPr>
+                <w:b/>
+                <w:sz w:val="18"/>
+              </w:rPr>
+              <w:t>무엇</w:t>
+            </w:r>
+          </w:p>
+        </w:tc>
+        <w:tc>
+          <w:tcPr>
+            <w:tcW w:type="dxa" w:w="8391"/>
+          </w:tcPr>
+          <w:p>
+            <w:r/>
+            <w:r>
+              <w:rPr>
+                <w:b w:val="0"/>
+                <w:sz w:val="18"/>
+              </w:rPr>
+              <w:t>씹어 먹는 검은 한방환 30알(진피·계피·결명자 + 김네마잎), 일반식품</w:t>
+            </w:r>
+          </w:p>
+        </w:tc>
+      </w:tr>
+      <w:tr>
+        <w:tc>
+          <w:tcPr>
+            <w:tcW w:type="dxa" w:w="1474"/>
+            <w:shd w:val="clear" w:color="auto" w:fill="DEEAF6"/>
+          </w:tcPr>
+          <w:p>
+            <w:r/>
+            <w:r>
+              <w:rPr>
+                <w:b/>
+                <w:sz w:val="18"/>
+              </w:rPr>
+              <w:t>쓰는 장면</w:t>
+            </w:r>
+          </w:p>
+        </w:tc>
+        <w:tc>
+          <w:tcPr>
+            <w:tcW w:type="dxa" w:w="8391"/>
+          </w:tcPr>
+          <w:p>
+            <w:r/>
+            <w:r>
+              <w:rPr>
+                <w:b w:val="0"/>
+                <w:sz w:val="18"/>
+              </w:rPr>
+              <w:t xml:space="preserve">단 게 당길 때 한 알 30초 씹기 → </w:t>
+            </w:r>
+            <w:r>
+              <w:rPr>
+                <w:b/>
+                <w:sz w:val="18"/>
+              </w:rPr>
+              <w:t>콜라·과자가 맹물 맛</w:t>
+            </w:r>
+            <w:r>
+              <w:rPr>
+                <w:b w:val="0"/>
+                <w:sz w:val="18"/>
+              </w:rPr>
+              <w:t xml:space="preserve"> → 입맛 뚝</w:t>
+            </w:r>
+          </w:p>
+        </w:tc>
+      </w:tr>
+      <w:tr>
+        <w:tc>
+          <w:tcPr>
+            <w:tcW w:type="dxa" w:w="1474"/>
+            <w:shd w:val="clear" w:color="auto" w:fill="DEEAF6"/>
+          </w:tcPr>
+          <w:p>
+            <w:r/>
+            <w:r>
+              <w:rPr>
+                <w:b/>
+                <w:sz w:val="18"/>
+              </w:rPr>
+              <w:t>상징 · 가격</w:t>
+            </w:r>
+          </w:p>
+        </w:tc>
+        <w:tc>
+          <w:tcPr>
+            <w:tcW w:type="dxa" w:w="8391"/>
+          </w:tcPr>
+          <w:p>
+            <w:r/>
+            <w:r>
+              <w:rPr>
+                <w:b w:val="0"/>
+                <w:sz w:val="18"/>
+              </w:rPr>
+              <w:t>한의원 다이어트 한약 · 32,900원 / 3박스 79,000원</w:t>
+            </w:r>
+          </w:p>
+        </w:tc>
+      </w:tr>
+      <w:tr>
+        <w:tc>
+          <w:tcPr>
+            <w:tcW w:type="dxa" w:w="1474"/>
+            <w:shd w:val="clear" w:color="auto" w:fill="DEEAF6"/>
+          </w:tcPr>
+          <w:p>
+            <w:r/>
+            <w:r>
+              <w:rPr>
+                <w:b/>
+                <w:sz w:val="18"/>
+              </w:rPr>
+              <w:t>좋은 점</w:t>
+            </w:r>
+          </w:p>
+        </w:tc>
+        <w:tc>
+          <w:tcPr>
+            <w:tcW w:type="dxa" w:w="8391"/>
+          </w:tcPr>
+          <w:p>
+            <w:r/>
+            <w:r>
+              <w:rPr>
+                <w:b w:val="0"/>
+                <w:sz w:val="18"/>
+              </w:rPr>
+              <w:t>효과를 그 자리에서 혀로 느낌</w:t>
+            </w:r>
+          </w:p>
+        </w:tc>
+      </w:tr>
+      <w:tr>
+        <w:tc>
+          <w:tcPr>
+            <w:tcW w:type="dxa" w:w="1474"/>
+            <w:shd w:val="clear" w:color="auto" w:fill="DEEAF6"/>
+          </w:tcPr>
+          <w:p>
+            <w:r/>
+            <w:r>
+              <w:rPr>
+                <w:b/>
+                <w:sz w:val="18"/>
+              </w:rPr>
+              <w:t>위험</w:t>
+            </w:r>
+          </w:p>
+        </w:tc>
+        <w:tc>
+          <w:tcPr>
+            <w:tcW w:type="dxa" w:w="8391"/>
+          </w:tcPr>
+          <w:p>
+            <w:r/>
+            <w:r>
+              <w:rPr>
+                <w:b w:val="0"/>
+                <w:sz w:val="18"/>
+              </w:rPr>
+              <w:t>단맛이 사라지는 걸 '뱃살이 빠진다'로 느낄지 미확인, 김네마를 식품에 얼마나 넣을 수 있는지</w:t>
+            </w:r>
+          </w:p>
+        </w:tc>
+      </w:tr>
+    </w:tbl>
+    <w:p>
+      <w:pPr>
+        <w:spacing w:after="40"/>
+      </w:pPr>
+    </w:p>
+    <w:tbl>
+      <w:tblPr>
+        <w:tblStyle w:val="TableGrid"/>
+        <w:tblW w:type="auto" w:w="0"/>
+        <w:jc w:val="center"/>
+        <w:tblLook w:firstColumn="1" w:firstRow="1" w:lastColumn="0" w:lastRow="0" w:noHBand="0" w:noVBand="1" w:val="04A0"/>
+      </w:tblPr>
+      <w:tblGrid>
+        <w:gridCol w:w="5100"/>
+        <w:gridCol w:w="5100"/>
+      </w:tblGrid>
+      <w:tr>
+        <w:tc>
+          <w:tcPr>
+            <w:tcW w:type="dxa" w:w="8391"/>
+            <w:gridSpan w:val="2"/>
             <w:shd w:val="clear" w:color="auto" w:fill="1F4E79"/>
           </w:tcPr>
           <w:p>
@@ -450,15 +1019,247 @@
               <w:rPr>
                 <w:b/>
                 <w:color w:val="FFFFFF"/>
-                <w:sz w:val="17"/>
+                <w:sz w:val="21"/>
               </w:rPr>
-              <w:t>제품 · 가격</w:t>
+              <w:t>③ 써멀 수축 파우더팩  (GPT 03)</w:t>
+            </w:r>
+          </w:p>
+        </w:tc>
+      </w:tr>
+      <w:tr>
+        <w:tc>
+          <w:tcPr>
+            <w:tcW w:type="dxa" w:w="1474"/>
+            <w:shd w:val="clear" w:color="auto" w:fill="FFF2CC"/>
+          </w:tcPr>
+          <w:p>
+            <w:r/>
+            <w:r>
+              <w:rPr>
+                <w:b/>
+                <w:sz w:val="18"/>
+              </w:rPr>
+              <w:t>누가</w:t>
             </w:r>
           </w:p>
         </w:tc>
         <w:tc>
           <w:tcPr>
+            <w:tcW w:type="dxa" w:w="8391"/>
+          </w:tcPr>
+          <w:p>
+            <w:r/>
+            <w:r>
+              <w:rPr>
+                <w:b/>
+                <w:sz w:val="18"/>
+              </w:rPr>
+              <w:t>얼굴 전체가 느슨해지고 처지는 게 신경 쓰이는 사람</w:t>
+            </w:r>
+            <w:r>
+              <w:rPr>
+                <w:b w:val="0"/>
+                <w:sz w:val="18"/>
+              </w:rPr>
+              <w:t>(기획서가 나이·성별을 좁히지 않음)</w:t>
+            </w:r>
+          </w:p>
+        </w:tc>
+      </w:tr>
+      <w:tr>
+        <w:tc>
+          <w:tcPr>
             <w:tcW w:type="dxa" w:w="1474"/>
+            <w:shd w:val="clear" w:color="auto" w:fill="DEEAF6"/>
+          </w:tcPr>
+          <w:p>
+            <w:r/>
+            <w:r>
+              <w:rPr>
+                <w:b/>
+                <w:sz w:val="18"/>
+              </w:rPr>
+              <w:t>무엇</w:t>
+            </w:r>
+          </w:p>
+        </w:tc>
+        <w:tc>
+          <w:tcPr>
+            <w:tcW w:type="dxa" w:w="8391"/>
+          </w:tcPr>
+          <w:p>
+            <w:r/>
+            <w:r>
+              <w:rPr>
+                <w:b w:val="0"/>
+                <w:sz w:val="18"/>
+              </w:rPr>
+              <w:t xml:space="preserve">100g 가루 팩. </w:t>
+            </w:r>
+            <w:r>
+              <w:rPr>
+                <w:b/>
+                <w:sz w:val="18"/>
+              </w:rPr>
+              <w:t>물에 개면 따뜻해지고, 마르면서 당김</w:t>
+            </w:r>
+          </w:p>
+        </w:tc>
+      </w:tr>
+      <w:tr>
+        <w:tc>
+          <w:tcPr>
+            <w:tcW w:type="dxa" w:w="1474"/>
+            <w:shd w:val="clear" w:color="auto" w:fill="DEEAF6"/>
+          </w:tcPr>
+          <w:p>
+            <w:r/>
+            <w:r>
+              <w:rPr>
+                <w:b/>
+                <w:sz w:val="18"/>
+              </w:rPr>
+              <w:t>쓰는 장면</w:t>
+            </w:r>
+          </w:p>
+        </w:tc>
+        <w:tc>
+          <w:tcPr>
+            <w:tcW w:type="dxa" w:w="8391"/>
+          </w:tcPr>
+          <w:p>
+            <w:r/>
+            <w:r>
+              <w:rPr>
+                <w:b w:val="0"/>
+                <w:sz w:val="18"/>
+              </w:rPr>
+              <w:t>물에 개기 → 바르면 따뜻 → 마르며 쫀쫀하게 당김 → 씻어 냄</w:t>
+            </w:r>
+          </w:p>
+        </w:tc>
+      </w:tr>
+      <w:tr>
+        <w:tc>
+          <w:tcPr>
+            <w:tcW w:type="dxa" w:w="1474"/>
+            <w:shd w:val="clear" w:color="auto" w:fill="DEEAF6"/>
+          </w:tcPr>
+          <w:p>
+            <w:r/>
+            <w:r>
+              <w:rPr>
+                <w:b/>
+                <w:sz w:val="18"/>
+              </w:rPr>
+              <w:t>상징 · 가격</w:t>
+            </w:r>
+          </w:p>
+        </w:tc>
+        <w:tc>
+          <w:tcPr>
+            <w:tcW w:type="dxa" w:w="8391"/>
+          </w:tcPr>
+          <w:p>
+            <w:r/>
+            <w:r>
+              <w:rPr>
+                <w:b w:val="0"/>
+                <w:sz w:val="18"/>
+              </w:rPr>
+              <w:t>써마지(뜨거운 열 → 쫀쫀) · 49,000원 / 2개 89,000원</w:t>
+            </w:r>
+          </w:p>
+        </w:tc>
+      </w:tr>
+      <w:tr>
+        <w:tc>
+          <w:tcPr>
+            <w:tcW w:type="dxa" w:w="1474"/>
+            <w:shd w:val="clear" w:color="auto" w:fill="DEEAF6"/>
+          </w:tcPr>
+          <w:p>
+            <w:r/>
+            <w:r>
+              <w:rPr>
+                <w:b/>
+                <w:sz w:val="18"/>
+              </w:rPr>
+              <w:t>좋은 점</w:t>
+            </w:r>
+          </w:p>
+        </w:tc>
+        <w:tc>
+          <w:tcPr>
+            <w:tcW w:type="dxa" w:w="8391"/>
+          </w:tcPr>
+          <w:p>
+            <w:r/>
+            <w:r>
+              <w:rPr>
+                <w:b w:val="0"/>
+                <w:sz w:val="18"/>
+              </w:rPr>
+              <w:t>가루가 열을 내는 역할을 맡아 써마지 순서를 그대로 밟음</w:t>
+            </w:r>
+          </w:p>
+        </w:tc>
+      </w:tr>
+      <w:tr>
+        <w:tc>
+          <w:tcPr>
+            <w:tcW w:type="dxa" w:w="1474"/>
+            <w:shd w:val="clear" w:color="auto" w:fill="DEEAF6"/>
+          </w:tcPr>
+          <w:p>
+            <w:r/>
+            <w:r>
+              <w:rPr>
+                <w:b/>
+                <w:sz w:val="18"/>
+              </w:rPr>
+              <w:t>위험</w:t>
+            </w:r>
+          </w:p>
+        </w:tc>
+        <w:tc>
+          <w:tcPr>
+            <w:tcW w:type="dxa" w:w="8391"/>
+          </w:tcPr>
+          <w:p>
+            <w:r/>
+            <w:r>
+              <w:rPr>
+                <w:b w:val="0"/>
+                <w:sz w:val="18"/>
+              </w:rPr>
+              <w:t>자사 써모드와 겹침, 온기 → 당김이 차례로 나오는 배합이 아직 없음</w:t>
+            </w:r>
+          </w:p>
+        </w:tc>
+      </w:tr>
+    </w:tbl>
+    <w:p>
+      <w:pPr>
+        <w:spacing w:after="40"/>
+      </w:pPr>
+    </w:p>
+    <w:tbl>
+      <w:tblPr>
+        <w:tblStyle w:val="TableGrid"/>
+        <w:tblW w:type="auto" w:w="0"/>
+        <w:jc w:val="center"/>
+        <w:tblLook w:firstColumn="1" w:firstRow="1" w:lastColumn="0" w:lastRow="0" w:noHBand="0" w:noVBand="1" w:val="04A0"/>
+      </w:tblPr>
+      <w:tblGrid>
+        <w:gridCol w:w="5100"/>
+        <w:gridCol w:w="5100"/>
+      </w:tblGrid>
+      <w:tr>
+        <w:tc>
+          <w:tcPr>
+            <w:tcW w:type="dxa" w:w="8391"/>
+            <w:gridSpan w:val="2"/>
             <w:shd w:val="clear" w:color="auto" w:fill="1F4E79"/>
           </w:tcPr>
           <w:p>
@@ -467,15 +1268,254 @@
               <w:rPr>
                 <w:b/>
                 <w:color w:val="FFFFFF"/>
-                <w:sz w:val="17"/>
+                <w:sz w:val="21"/>
               </w:rPr>
-              <w:t>상징</w:t>
+              <w:t>④ 파라핀 마디 파우치  (Claude 11)</w:t>
+            </w:r>
+          </w:p>
+        </w:tc>
+      </w:tr>
+      <w:tr>
+        <w:tc>
+          <w:tcPr>
+            <w:tcW w:type="dxa" w:w="1474"/>
+            <w:shd w:val="clear" w:color="auto" w:fill="FFF2CC"/>
+          </w:tcPr>
+          <w:p>
+            <w:r/>
+            <w:r>
+              <w:rPr>
+                <w:b/>
+                <w:sz w:val="18"/>
+              </w:rPr>
+              <w:t>누가</w:t>
             </w:r>
           </w:p>
         </w:tc>
         <w:tc>
           <w:tcPr>
-            <w:tcW w:type="dxa" w:w="2154"/>
+            <w:tcW w:type="dxa" w:w="8391"/>
+          </w:tcPr>
+          <w:p>
+            <w:r/>
+            <w:r>
+              <w:rPr>
+                <w:b/>
+                <w:sz w:val="18"/>
+              </w:rPr>
+              <w:t>아침마다 손가락 마디가 뻣뻣하고 쑤시는 50~60대</w:t>
+            </w:r>
+            <w:r>
+              <w:rPr>
+                <w:b w:val="0"/>
+                <w:sz w:val="18"/>
+              </w:rPr>
+              <w:t>(손가락 관절염·방아쇠수지), 부모님 선물을 찾는 자녀</w:t>
+            </w:r>
+          </w:p>
+        </w:tc>
+      </w:tr>
+      <w:tr>
+        <w:tc>
+          <w:tcPr>
+            <w:tcW w:type="dxa" w:w="1474"/>
+            <w:shd w:val="clear" w:color="auto" w:fill="DEEAF6"/>
+          </w:tcPr>
+          <w:p>
+            <w:r/>
+            <w:r>
+              <w:rPr>
+                <w:b/>
+                <w:sz w:val="18"/>
+              </w:rPr>
+              <w:t>무엇</w:t>
+            </w:r>
+          </w:p>
+        </w:tc>
+        <w:tc>
+          <w:tcPr>
+            <w:tcW w:type="dxa" w:w="8391"/>
+          </w:tcPr>
+          <w:p>
+            <w:r/>
+            <w:r>
+              <w:rPr>
+                <w:b w:val="0"/>
+                <w:sz w:val="18"/>
+              </w:rPr>
+              <w:t>진짜 파라핀 왁스 250g 파우치 + 비닐장갑 + 보온 토시. 기계 없음</w:t>
+            </w:r>
+          </w:p>
+        </w:tc>
+      </w:tr>
+      <w:tr>
+        <w:tc>
+          <w:tcPr>
+            <w:tcW w:type="dxa" w:w="1474"/>
+            <w:shd w:val="clear" w:color="auto" w:fill="DEEAF6"/>
+          </w:tcPr>
+          <w:p>
+            <w:r/>
+            <w:r>
+              <w:rPr>
+                <w:b/>
+                <w:sz w:val="18"/>
+              </w:rPr>
+              <w:t>쓰는 장면</w:t>
+            </w:r>
+          </w:p>
+        </w:tc>
+        <w:tc>
+          <w:tcPr>
+            <w:tcW w:type="dxa" w:w="8391"/>
+          </w:tcPr>
+          <w:p>
+            <w:r/>
+            <w:r>
+              <w:rPr>
+                <w:b w:val="0"/>
+                <w:sz w:val="18"/>
+              </w:rPr>
+              <w:t xml:space="preserve">파우치를 뜨거운 물에 데움 → 손가락을 담가 하얀 왁스를 입힘 → 15분 뒤 </w:t>
+            </w:r>
+            <w:r>
+              <w:rPr>
+                <w:b/>
+                <w:sz w:val="18"/>
+              </w:rPr>
+              <w:t>손가락 모양 그대로 '쭉' 벗김</w:t>
+            </w:r>
+            <w:r>
+              <w:rPr>
+                <w:b w:val="0"/>
+                <w:sz w:val="18"/>
+              </w:rPr>
+              <w:t>(약 10회 재사용)</w:t>
+            </w:r>
+          </w:p>
+        </w:tc>
+      </w:tr>
+      <w:tr>
+        <w:tc>
+          <w:tcPr>
+            <w:tcW w:type="dxa" w:w="1474"/>
+            <w:shd w:val="clear" w:color="auto" w:fill="DEEAF6"/>
+          </w:tcPr>
+          <w:p>
+            <w:r/>
+            <w:r>
+              <w:rPr>
+                <w:b/>
+                <w:sz w:val="18"/>
+              </w:rPr>
+              <w:t>상징 · 가격</w:t>
+            </w:r>
+          </w:p>
+        </w:tc>
+        <w:tc>
+          <w:tcPr>
+            <w:tcW w:type="dxa" w:w="8391"/>
+          </w:tcPr>
+          <w:p>
+            <w:r/>
+            <w:r>
+              <w:rPr>
+                <w:b w:val="0"/>
+                <w:sz w:val="18"/>
+              </w:rPr>
+              <w:t>물리치료실 파라핀 치료 · 29,900원 / 리필 포함 54,900원</w:t>
+            </w:r>
+          </w:p>
+        </w:tc>
+      </w:tr>
+      <w:tr>
+        <w:tc>
+          <w:tcPr>
+            <w:tcW w:type="dxa" w:w="1474"/>
+            <w:shd w:val="clear" w:color="auto" w:fill="DEEAF6"/>
+          </w:tcPr>
+          <w:p>
+            <w:r/>
+            <w:r>
+              <w:rPr>
+                <w:b/>
+                <w:sz w:val="18"/>
+              </w:rPr>
+              <w:t>좋은 점</w:t>
+            </w:r>
+          </w:p>
+        </w:tc>
+        <w:tc>
+          <w:tcPr>
+            <w:tcW w:type="dxa" w:w="8391"/>
+          </w:tcPr>
+          <w:p>
+            <w:r/>
+            <w:r>
+              <w:rPr>
+                <w:b w:val="0"/>
+                <w:sz w:val="18"/>
+              </w:rPr>
+              <w:t>온기·굳는 느낌·벗기는 장면까지 진짜. 손가락 마디 통증 월 28,700</w:t>
+            </w:r>
+          </w:p>
+        </w:tc>
+      </w:tr>
+      <w:tr>
+        <w:tc>
+          <w:tcPr>
+            <w:tcW w:type="dxa" w:w="1474"/>
+            <w:shd w:val="clear" w:color="auto" w:fill="DEEAF6"/>
+          </w:tcPr>
+          <w:p>
+            <w:r/>
+            <w:r>
+              <w:rPr>
+                <w:b/>
+                <w:sz w:val="18"/>
+              </w:rPr>
+              <w:t>위험</w:t>
+            </w:r>
+          </w:p>
+        </w:tc>
+        <w:tc>
+          <w:tcPr>
+            <w:tcW w:type="dxa" w:w="8391"/>
+          </w:tcPr>
+          <w:p>
+            <w:r/>
+            <w:r>
+              <w:rPr>
+                <w:b w:val="0"/>
+                <w:sz w:val="18"/>
+              </w:rPr>
+              <w:t>휴온미가 같은 문구로 66일째 광고 중, 매번 데우는 번거로움</w:t>
+            </w:r>
+          </w:p>
+        </w:tc>
+      </w:tr>
+    </w:tbl>
+    <w:p>
+      <w:pPr>
+        <w:spacing w:after="40"/>
+      </w:pPr>
+    </w:p>
+    <w:tbl>
+      <w:tblPr>
+        <w:tblStyle w:val="TableGrid"/>
+        <w:tblW w:type="auto" w:w="0"/>
+        <w:jc w:val="center"/>
+        <w:tblLook w:firstColumn="1" w:firstRow="1" w:lastColumn="0" w:lastRow="0" w:noHBand="0" w:noVBand="1" w:val="04A0"/>
+      </w:tblPr>
+      <w:tblGrid>
+        <w:gridCol w:w="5100"/>
+        <w:gridCol w:w="5100"/>
+      </w:tblGrid>
+      <w:tr>
+        <w:tc>
+          <w:tcPr>
+            <w:tcW w:type="dxa" w:w="8391"/>
+            <w:gridSpan w:val="2"/>
             <w:shd w:val="clear" w:color="auto" w:fill="1F4E79"/>
           </w:tcPr>
           <w:p>
@@ -484,7 +1524,185 @@
               <w:rPr>
                 <w:b/>
                 <w:color w:val="FFFFFF"/>
-                <w:sz w:val="17"/>
+                <w:sz w:val="21"/>
+              </w:rPr>
+              <w:t>⑤ 재배치 듀얼 아이펜  (Claude 01)</w:t>
+            </w:r>
+          </w:p>
+        </w:tc>
+      </w:tr>
+      <w:tr>
+        <w:tc>
+          <w:tcPr>
+            <w:tcW w:type="dxa" w:w="1474"/>
+            <w:shd w:val="clear" w:color="auto" w:fill="FFF2CC"/>
+          </w:tcPr>
+          <w:p>
+            <w:r/>
+            <w:r>
+              <w:rPr>
+                <w:b/>
+                <w:sz w:val="18"/>
+              </w:rPr>
+              <w:t>누가</w:t>
+            </w:r>
+          </w:p>
+        </w:tc>
+        <w:tc>
+          <w:tcPr>
+            <w:tcW w:type="dxa" w:w="8391"/>
+          </w:tcPr>
+          <w:p>
+            <w:r/>
+            <w:r>
+              <w:rPr>
+                <w:b/>
+                <w:sz w:val="18"/>
+              </w:rPr>
+              <w:t>눈밑이 불룩하고 그 아래가 꺼져 그늘진 35~55세.</w:t>
+            </w:r>
+            <w:r>
+              <w:rPr>
+                <w:b w:val="0"/>
+                <w:sz w:val="18"/>
+              </w:rPr>
+              <w:t xml:space="preserve"> 눈밑지방재배치를 검색해 봤지만 수술·멍 2주·비용 때문에 못 한 사람</w:t>
+            </w:r>
+          </w:p>
+        </w:tc>
+      </w:tr>
+      <w:tr>
+        <w:tc>
+          <w:tcPr>
+            <w:tcW w:type="dxa" w:w="1474"/>
+            <w:shd w:val="clear" w:color="auto" w:fill="DEEAF6"/>
+          </w:tcPr>
+          <w:p>
+            <w:r/>
+            <w:r>
+              <w:rPr>
+                <w:b/>
+                <w:sz w:val="18"/>
+              </w:rPr>
+              <w:t>무엇</w:t>
+            </w:r>
+          </w:p>
+        </w:tc>
+        <w:tc>
+          <w:tcPr>
+            <w:tcW w:type="dxa" w:w="8391"/>
+          </w:tcPr>
+          <w:p>
+            <w:r/>
+            <w:r>
+              <w:rPr>
+                <w:b w:val="0"/>
+                <w:sz w:val="18"/>
+              </w:rPr>
+              <w:t xml:space="preserve">양끝이 다른 눈밑 펜. 위 끝 </w:t>
+            </w:r>
+            <w:r>
+              <w:rPr>
+                <w:b/>
+                <w:sz w:val="18"/>
+              </w:rPr>
+              <w:t>당기는 세럼</w:t>
+            </w:r>
+            <w:r>
+              <w:rPr>
+                <w:b w:val="0"/>
+                <w:sz w:val="18"/>
+              </w:rPr>
+              <w:t xml:space="preserve">, 아래 끝 </w:t>
+            </w:r>
+            <w:r>
+              <w:rPr>
+                <w:b/>
+                <w:sz w:val="18"/>
+              </w:rPr>
+              <w:t>꺼진 곳 채우는 밤</w:t>
+            </w:r>
+          </w:p>
+        </w:tc>
+      </w:tr>
+      <w:tr>
+        <w:tc>
+          <w:tcPr>
+            <w:tcW w:type="dxa" w:w="1474"/>
+            <w:shd w:val="clear" w:color="auto" w:fill="DEEAF6"/>
+          </w:tcPr>
+          <w:p>
+            <w:r/>
+            <w:r>
+              <w:rPr>
+                <w:b/>
+                <w:sz w:val="18"/>
+              </w:rPr>
+              <w:t>쓰는 장면</w:t>
+            </w:r>
+          </w:p>
+        </w:tc>
+        <w:tc>
+          <w:tcPr>
+            <w:tcW w:type="dxa" w:w="8391"/>
+          </w:tcPr>
+          <w:p>
+            <w:r/>
+            <w:r>
+              <w:rPr>
+                <w:b w:val="0"/>
+                <w:sz w:val="18"/>
+              </w:rPr>
+              <w:t>아침 화장 전, 볼록한 곳에 위 끝 → 꺼진 곳에 아래 끝을 '옮기듯' 톡톡 → 2분 뒤 그늘이 옅어짐</w:t>
+            </w:r>
+          </w:p>
+        </w:tc>
+      </w:tr>
+      <w:tr>
+        <w:tc>
+          <w:tcPr>
+            <w:tcW w:type="dxa" w:w="1474"/>
+            <w:shd w:val="clear" w:color="auto" w:fill="DEEAF6"/>
+          </w:tcPr>
+          <w:p>
+            <w:r/>
+            <w:r>
+              <w:rPr>
+                <w:b/>
+                <w:sz w:val="18"/>
+              </w:rPr>
+              <w:t>상징 · 가격</w:t>
+            </w:r>
+          </w:p>
+        </w:tc>
+        <w:tc>
+          <w:tcPr>
+            <w:tcW w:type="dxa" w:w="8391"/>
+          </w:tcPr>
+          <w:p>
+            <w:r/>
+            <w:r>
+              <w:rPr>
+                <w:b w:val="0"/>
+                <w:sz w:val="18"/>
+              </w:rPr>
+              <w:t>눈밑지방재배치(월 59,790) · 34,900원 / 2개 59,900원</w:t>
+            </w:r>
+          </w:p>
+        </w:tc>
+      </w:tr>
+      <w:tr>
+        <w:tc>
+          <w:tcPr>
+            <w:tcW w:type="dxa" w:w="1474"/>
+            <w:shd w:val="clear" w:color="auto" w:fill="DEEAF6"/>
+          </w:tcPr>
+          <w:p>
+            <w:r/>
+            <w:r>
+              <w:rPr>
+                <w:b/>
+                <w:sz w:val="18"/>
               </w:rPr>
               <w:t>좋은 점</w:t>
             </w:r>
@@ -492,7 +1710,75 @@
         </w:tc>
         <w:tc>
           <w:tcPr>
-            <w:tcW w:type="dxa" w:w="1928"/>
+            <w:tcW w:type="dxa" w:w="8391"/>
+          </w:tcPr>
+          <w:p>
+            <w:r/>
+            <w:r>
+              <w:rPr>
+                <w:b w:val="0"/>
+                <w:sz w:val="18"/>
+              </w:rPr>
+              <w:t>재배치의 '옮긴다'를 펜 두 끝으로 보여 줌</w:t>
+            </w:r>
+          </w:p>
+        </w:tc>
+      </w:tr>
+      <w:tr>
+        <w:tc>
+          <w:tcPr>
+            <w:tcW w:type="dxa" w:w="1474"/>
+            <w:shd w:val="clear" w:color="auto" w:fill="DEEAF6"/>
+          </w:tcPr>
+          <w:p>
+            <w:r/>
+            <w:r>
+              <w:rPr>
+                <w:b/>
+                <w:sz w:val="18"/>
+              </w:rPr>
+              <w:t>위험</w:t>
+            </w:r>
+          </w:p>
+        </w:tc>
+        <w:tc>
+          <w:tcPr>
+            <w:tcW w:type="dxa" w:w="8391"/>
+          </w:tcPr>
+          <w:p>
+            <w:r/>
+            <w:r>
+              <w:rPr>
+                <w:b w:val="0"/>
+                <w:sz w:val="18"/>
+              </w:rPr>
+              <w:t>세안하면 끝, 컨실러처럼 보일 수 있음, 아이백크림 검색 −82%</w:t>
+            </w:r>
+          </w:p>
+        </w:tc>
+      </w:tr>
+    </w:tbl>
+    <w:p>
+      <w:pPr>
+        <w:spacing w:after="40"/>
+      </w:pPr>
+    </w:p>
+    <w:tbl>
+      <w:tblPr>
+        <w:tblStyle w:val="TableGrid"/>
+        <w:tblW w:type="auto" w:w="0"/>
+        <w:jc w:val="center"/>
+        <w:tblLook w:firstColumn="1" w:firstRow="1" w:lastColumn="0" w:lastRow="0" w:noHBand="0" w:noVBand="1" w:val="04A0"/>
+      </w:tblPr>
+      <w:tblGrid>
+        <w:gridCol w:w="5100"/>
+        <w:gridCol w:w="5100"/>
+      </w:tblGrid>
+      <w:tr>
+        <w:tc>
+          <w:tcPr>
+            <w:tcW w:type="dxa" w:w="8391"/>
+            <w:gridSpan w:val="2"/>
             <w:shd w:val="clear" w:color="auto" w:fill="1F4E79"/>
           </w:tcPr>
           <w:p>
@@ -501,9 +1787,9 @@
               <w:rPr>
                 <w:b/>
                 <w:color w:val="FFFFFF"/>
-                <w:sz w:val="17"/>
+                <w:sz w:val="21"/>
               </w:rPr>
-              <w:t>위험</w:t>
+              <w:t>⑥ 라미코트 치아 메이크업  (GPT 10)</w:t>
             </w:r>
           </w:p>
         </w:tc>
@@ -511,103 +1797,39 @@
       <w:tr>
         <w:tc>
           <w:tcPr>
-            <w:tcW w:type="dxa" w:w="397"/>
-          </w:tcPr>
-          <w:p>
-            <w:r/>
-            <w:r>
-              <w:rPr>
-                <w:b w:val="0"/>
-                <w:sz w:val="17"/>
-              </w:rPr>
-              <w:t>①</w:t>
-            </w:r>
-          </w:p>
-        </w:tc>
-        <w:tc>
-          <w:tcPr>
-            <w:tcW w:type="dxa" w:w="1701"/>
+            <w:tcW w:type="dxa" w:w="1474"/>
+            <w:shd w:val="clear" w:color="auto" w:fill="FFF2CC"/>
           </w:tcPr>
           <w:p>
             <w:r/>
             <w:r>
               <w:rPr>
                 <w:b/>
-                <w:sz w:val="17"/>
+                <w:sz w:val="18"/>
               </w:rPr>
-              <w:t>하룻밤 염증샷 패치</w:t>
-            </w:r>
-            <w:r>
-              <w:rPr>
-                <w:b w:val="0"/>
-                <w:sz w:val="17"/>
-              </w:rPr>
-              <w:br/>
-              <w:t>Claude 03</w:t>
+              <w:t>누가</w:t>
             </w:r>
           </w:p>
         </w:tc>
         <w:tc>
           <w:tcPr>
-            <w:tcW w:type="dxa" w:w="2381"/>
+            <w:tcW w:type="dxa" w:w="8391"/>
           </w:tcPr>
           <w:p>
             <w:r/>
             <w:r>
               <w:rPr>
-                <w:b w:val="0"/>
-                <w:sz w:val="17"/>
+                <w:b/>
+                <w:sz w:val="18"/>
               </w:rPr>
-              <w:t>누르면 터지는 앰플 캡슐 여드름 패치</w:t>
-              <w:br/>
-              <w:t>12매 19,900원</w:t>
+              <w:t>누런 치아 때문에 웃을 때 입을 가리는 성인.</w:t>
             </w:r>
-          </w:p>
-        </w:tc>
-        <w:tc>
-          <w:tcPr>
-            <w:tcW w:type="dxa" w:w="1474"/>
-          </w:tcPr>
-          <w:p>
-            <w:r/>
             <w:r>
               <w:rPr>
                 <w:b w:val="0"/>
-                <w:sz w:val="17"/>
+                <w:sz w:val="18"/>
               </w:rPr>
-              <w:t>여드름 염증주사</w:t>
-              <w:br/>
-              <w:t>('하룻밤')</w:t>
-            </w:r>
-          </w:p>
-        </w:tc>
-        <w:tc>
-          <w:tcPr>
-            <w:tcW w:type="dxa" w:w="2154"/>
-          </w:tcPr>
-          <w:p>
-            <w:r/>
-            <w:r>
-              <w:rPr>
-                <w:b w:val="0"/>
-                <w:sz w:val="17"/>
-              </w:rPr>
-              <w:t>'톡' 누르는 동작 = 주사 한 방. 비슷한 제품 거의 없음</w:t>
-            </w:r>
-          </w:p>
-        </w:tc>
-        <w:tc>
-          <w:tcPr>
-            <w:tcW w:type="dxa" w:w="1928"/>
-          </w:tcPr>
-          <w:p>
-            <w:r/>
-            <w:r>
-              <w:rPr>
-                <w:b w:val="0"/>
-                <w:sz w:val="17"/>
-              </w:rPr>
-              <w:t>의료기기 분류, 캡슐 일체형 공정</w:t>
+              <w:t xml:space="preserve"> 사진·만남 전에 이를 하얗게 보이고 싶은 사람</w:t>
             </w:r>
           </w:p>
         </w:tc>
@@ -615,101 +1837,32 @@
       <w:tr>
         <w:tc>
           <w:tcPr>
-            <w:tcW w:type="dxa" w:w="397"/>
+            <w:tcW w:type="dxa" w:w="1474"/>
+            <w:shd w:val="clear" w:color="auto" w:fill="DEEAF6"/>
+          </w:tcPr>
+          <w:p>
+            <w:r/>
+            <w:r>
+              <w:rPr>
+                <w:b/>
+                <w:sz w:val="18"/>
+              </w:rPr>
+              <w:t>무엇</w:t>
+            </w:r>
+          </w:p>
+        </w:tc>
+        <w:tc>
+          <w:tcPr>
+            <w:tcW w:type="dxa" w:w="8391"/>
           </w:tcPr>
           <w:p>
             <w:r/>
             <w:r>
               <w:rPr>
                 <w:b w:val="0"/>
-                <w:sz w:val="17"/>
+                <w:sz w:val="18"/>
               </w:rPr>
-              <w:t>②</w:t>
-            </w:r>
-          </w:p>
-        </w:tc>
-        <w:tc>
-          <w:tcPr>
-            <w:tcW w:type="dxa" w:w="1701"/>
-          </w:tcPr>
-          <w:p>
-            <w:r/>
-            <w:r>
-              <w:rPr>
-                <w:b/>
-                <w:sz w:val="17"/>
-              </w:rPr>
-              <w:t>단맛뚝 한방환</w:t>
-            </w:r>
-            <w:r>
-              <w:rPr>
-                <w:b w:val="0"/>
-                <w:sz w:val="17"/>
-              </w:rPr>
-              <w:br/>
-              <w:t>Claude 10</w:t>
-            </w:r>
-          </w:p>
-        </w:tc>
-        <w:tc>
-          <w:tcPr>
-            <w:tcW w:type="dxa" w:w="2381"/>
-          </w:tcPr>
-          <w:p>
-            <w:r/>
-            <w:r>
-              <w:rPr>
-                <w:b w:val="0"/>
-                <w:sz w:val="17"/>
-              </w:rPr>
-              <w:t>씹으면 15~50분 단맛이 사라지는 한방환 30알</w:t>
-              <w:br/>
-              <w:t>32,900원</w:t>
-            </w:r>
-          </w:p>
-        </w:tc>
-        <w:tc>
-          <w:tcPr>
-            <w:tcW w:type="dxa" w:w="1474"/>
-          </w:tcPr>
-          <w:p>
-            <w:r/>
-            <w:r>
-              <w:rPr>
-                <w:b w:val="0"/>
-                <w:sz w:val="17"/>
-              </w:rPr>
-              <w:t>한의원 다이어트 한약</w:t>
-            </w:r>
-          </w:p>
-        </w:tc>
-        <w:tc>
-          <w:tcPr>
-            <w:tcW w:type="dxa" w:w="2154"/>
-          </w:tcPr>
-          <w:p>
-            <w:r/>
-            <w:r>
-              <w:rPr>
-                <w:b w:val="0"/>
-                <w:sz w:val="17"/>
-              </w:rPr>
-              <w:t>씹고 콜라 마시면 맹물 맛 — '입맛 뚝'을 바로 체감</w:t>
-            </w:r>
-          </w:p>
-        </w:tc>
-        <w:tc>
-          <w:tcPr>
-            <w:tcW w:type="dxa" w:w="1928"/>
-          </w:tcPr>
-          <w:p>
-            <w:r/>
-            <w:r>
-              <w:rPr>
-                <w:b w:val="0"/>
-                <w:sz w:val="17"/>
-              </w:rPr>
-              <w:t>단맛 사라짐이 '뱃살'로 이어질지, 김네마 식품 함량</w:t>
+              <w:t>치아에 바르는 흰 코팅액 3mL(브러시 병)</w:t>
             </w:r>
           </w:p>
         </w:tc>
@@ -717,101 +1870,46 @@
       <w:tr>
         <w:tc>
           <w:tcPr>
-            <w:tcW w:type="dxa" w:w="397"/>
+            <w:tcW w:type="dxa" w:w="1474"/>
+            <w:shd w:val="clear" w:color="auto" w:fill="DEEAF6"/>
+          </w:tcPr>
+          <w:p>
+            <w:r/>
+            <w:r>
+              <w:rPr>
+                <w:b/>
+                <w:sz w:val="18"/>
+              </w:rPr>
+              <w:t>쓰는 장면</w:t>
+            </w:r>
+          </w:p>
+        </w:tc>
+        <w:tc>
+          <w:tcPr>
+            <w:tcW w:type="dxa" w:w="8391"/>
           </w:tcPr>
           <w:p>
             <w:r/>
             <w:r>
               <w:rPr>
                 <w:b w:val="0"/>
-                <w:sz w:val="17"/>
+                <w:sz w:val="18"/>
               </w:rPr>
-              <w:t>③</w:t>
+              <w:t xml:space="preserve">양치 후 이를 말리고 얇게 바름 → </w:t>
             </w:r>
-          </w:p>
-        </w:tc>
-        <w:tc>
-          <w:tcPr>
-            <w:tcW w:type="dxa" w:w="1701"/>
-          </w:tcPr>
-          <w:p>
-            <w:r/>
             <w:r>
               <w:rPr>
                 <w:b/>
-                <w:sz w:val="17"/>
+                <w:sz w:val="18"/>
               </w:rPr>
-              <w:t>써멀 수축 파우더팩</w:t>
+              <w:t>하얀 앞니</w:t>
             </w:r>
             <w:r>
               <w:rPr>
                 <w:b w:val="0"/>
-                <w:sz w:val="17"/>
+                <w:sz w:val="18"/>
               </w:rPr>
-              <w:br/>
-              <w:t>GPT 03</w:t>
-            </w:r>
-          </w:p>
-        </w:tc>
-        <w:tc>
-          <w:tcPr>
-            <w:tcW w:type="dxa" w:w="2381"/>
-          </w:tcPr>
-          <w:p>
-            <w:r/>
-            <w:r>
-              <w:rPr>
-                <w:b w:val="0"/>
-                <w:sz w:val="17"/>
-              </w:rPr>
-              <w:t>물에 개면 따뜻 → 마르며 당기는 파우더팩</w:t>
-              <w:br/>
-              <w:t>49,000원</w:t>
-            </w:r>
-          </w:p>
-        </w:tc>
-        <w:tc>
-          <w:tcPr>
-            <w:tcW w:type="dxa" w:w="1474"/>
-          </w:tcPr>
-          <w:p>
-            <w:r/>
-            <w:r>
-              <w:rPr>
-                <w:b w:val="0"/>
-                <w:sz w:val="17"/>
-              </w:rPr>
-              <w:t>써마지</w:t>
-            </w:r>
-          </w:p>
-        </w:tc>
-        <w:tc>
-          <w:tcPr>
-            <w:tcW w:type="dxa" w:w="2154"/>
-          </w:tcPr>
-          <w:p>
-            <w:r/>
-            <w:r>
-              <w:rPr>
-                <w:b w:val="0"/>
-                <w:sz w:val="17"/>
-              </w:rPr>
-              <w:t>가루가 열을 내는 역할 — 뜨거움 → 조임 순서 그대로</w:t>
-            </w:r>
-          </w:p>
-        </w:tc>
-        <w:tc>
-          <w:tcPr>
-            <w:tcW w:type="dxa" w:w="1928"/>
-          </w:tcPr>
-          <w:p>
-            <w:r/>
-            <w:r>
-              <w:rPr>
-                <w:b w:val="0"/>
-                <w:sz w:val="17"/>
-              </w:rPr>
-              <w:t>자사 써모드와 겹침, 배합 미개발</w:t>
+              <w:t xml:space="preserve"> → 양치하면 지워짐</w:t>
             </w:r>
           </w:p>
         </w:tc>
@@ -819,101 +1917,32 @@
       <w:tr>
         <w:tc>
           <w:tcPr>
-            <w:tcW w:type="dxa" w:w="397"/>
+            <w:tcW w:type="dxa" w:w="1474"/>
+            <w:shd w:val="clear" w:color="auto" w:fill="DEEAF6"/>
+          </w:tcPr>
+          <w:p>
+            <w:r/>
+            <w:r>
+              <w:rPr>
+                <w:b/>
+                <w:sz w:val="18"/>
+              </w:rPr>
+              <w:t>상징 · 가격</w:t>
+            </w:r>
+          </w:p>
+        </w:tc>
+        <w:tc>
+          <w:tcPr>
+            <w:tcW w:type="dxa" w:w="8391"/>
           </w:tcPr>
           <w:p>
             <w:r/>
             <w:r>
               <w:rPr>
                 <w:b w:val="0"/>
-                <w:sz w:val="17"/>
+                <w:sz w:val="18"/>
               </w:rPr>
-              <w:t>④</w:t>
-            </w:r>
-          </w:p>
-        </w:tc>
-        <w:tc>
-          <w:tcPr>
-            <w:tcW w:type="dxa" w:w="1701"/>
-          </w:tcPr>
-          <w:p>
-            <w:r/>
-            <w:r>
-              <w:rPr>
-                <w:b/>
-                <w:sz w:val="17"/>
-              </w:rPr>
-              <w:t>파라핀 마디 파우치</w:t>
-            </w:r>
-            <w:r>
-              <w:rPr>
-                <w:b w:val="0"/>
-                <w:sz w:val="17"/>
-              </w:rPr>
-              <w:br/>
-              <w:t>Claude 11</w:t>
-            </w:r>
-          </w:p>
-        </w:tc>
-        <w:tc>
-          <w:tcPr>
-            <w:tcW w:type="dxa" w:w="2381"/>
-          </w:tcPr>
-          <w:p>
-            <w:r/>
-            <w:r>
-              <w:rPr>
-                <w:b w:val="0"/>
-                <w:sz w:val="17"/>
-              </w:rPr>
-              <w:t>데워서 손가락 담그는 파라핀 왁스 파우치</w:t>
-              <w:br/>
-              <w:t>29,900원</w:t>
-            </w:r>
-          </w:p>
-        </w:tc>
-        <w:tc>
-          <w:tcPr>
-            <w:tcW w:type="dxa" w:w="1474"/>
-          </w:tcPr>
-          <w:p>
-            <w:r/>
-            <w:r>
-              <w:rPr>
-                <w:b w:val="0"/>
-                <w:sz w:val="17"/>
-              </w:rPr>
-              <w:t>물리치료실 파라핀</w:t>
-            </w:r>
-          </w:p>
-        </w:tc>
-        <w:tc>
-          <w:tcPr>
-            <w:tcW w:type="dxa" w:w="2154"/>
-          </w:tcPr>
-          <w:p>
-            <w:r/>
-            <w:r>
-              <w:rPr>
-                <w:b w:val="0"/>
-                <w:sz w:val="17"/>
-              </w:rPr>
-              <w:t>하얀 왁스 손가락 '쭉' 벗기는 장면. 손가락 마디 통증 월 28,700</w:t>
-            </w:r>
-          </w:p>
-        </w:tc>
-        <w:tc>
-          <w:tcPr>
-            <w:tcW w:type="dxa" w:w="1928"/>
-          </w:tcPr>
-          <w:p>
-            <w:r/>
-            <w:r>
-              <w:rPr>
-                <w:b w:val="0"/>
-                <w:sz w:val="17"/>
-              </w:rPr>
-              <w:t>휴온미가 같은 문구로 66일째 광고, 매번 데우는 번거로움</w:t>
+              <w:t>라미네이트(개당 33~99만 원) · 39,000원 / 2병 69,000원</w:t>
             </w:r>
           </w:p>
         </w:tc>
@@ -921,103 +1950,32 @@
       <w:tr>
         <w:tc>
           <w:tcPr>
-            <w:tcW w:type="dxa" w:w="397"/>
+            <w:tcW w:type="dxa" w:w="1474"/>
+            <w:shd w:val="clear" w:color="auto" w:fill="DEEAF6"/>
+          </w:tcPr>
+          <w:p>
+            <w:r/>
+            <w:r>
+              <w:rPr>
+                <w:b/>
+                <w:sz w:val="18"/>
+              </w:rPr>
+              <w:t>좋은 점</w:t>
+            </w:r>
+          </w:p>
+        </w:tc>
+        <w:tc>
+          <w:tcPr>
+            <w:tcW w:type="dxa" w:w="8391"/>
           </w:tcPr>
           <w:p>
             <w:r/>
             <w:r>
               <w:rPr>
                 <w:b w:val="0"/>
-                <w:sz w:val="17"/>
+                <w:sz w:val="18"/>
               </w:rPr>
-              <w:t>⑤</w:t>
-            </w:r>
-          </w:p>
-        </w:tc>
-        <w:tc>
-          <w:tcPr>
-            <w:tcW w:type="dxa" w:w="1701"/>
-          </w:tcPr>
-          <w:p>
-            <w:r/>
-            <w:r>
-              <w:rPr>
-                <w:b/>
-                <w:sz w:val="17"/>
-              </w:rPr>
-              <w:t>재배치 듀얼 아이펜</w:t>
-            </w:r>
-            <w:r>
-              <w:rPr>
-                <w:b w:val="0"/>
-                <w:sz w:val="17"/>
-              </w:rPr>
-              <w:br/>
-              <w:t>Claude 01</w:t>
-            </w:r>
-          </w:p>
-        </w:tc>
-        <w:tc>
-          <w:tcPr>
-            <w:tcW w:type="dxa" w:w="2381"/>
-          </w:tcPr>
-          <w:p>
-            <w:r/>
-            <w:r>
-              <w:rPr>
-                <w:b w:val="0"/>
-                <w:sz w:val="17"/>
-              </w:rPr>
-              <w:t>위 끝 당기는 세럼 + 아래 끝 채우는 밤</w:t>
-              <w:br/>
-              <w:t>34,900원</w:t>
-            </w:r>
-          </w:p>
-        </w:tc>
-        <w:tc>
-          <w:tcPr>
-            <w:tcW w:type="dxa" w:w="1474"/>
-          </w:tcPr>
-          <w:p>
-            <w:r/>
-            <w:r>
-              <w:rPr>
-                <w:b w:val="0"/>
-                <w:sz w:val="17"/>
-              </w:rPr>
-              <w:t>눈밑지방재배치</w:t>
-              <w:br/>
-              <w:t>(월 59,790)</w:t>
-            </w:r>
-          </w:p>
-        </w:tc>
-        <w:tc>
-          <w:tcPr>
-            <w:tcW w:type="dxa" w:w="2154"/>
-          </w:tcPr>
-          <w:p>
-            <w:r/>
-            <w:r>
-              <w:rPr>
-                <w:b w:val="0"/>
-                <w:sz w:val="17"/>
-              </w:rPr>
-              <w:t>볼록한 데 조이고 꺼진 데 채움 = '옮긴다'</w:t>
-            </w:r>
-          </w:p>
-        </w:tc>
-        <w:tc>
-          <w:tcPr>
-            <w:tcW w:type="dxa" w:w="1928"/>
-          </w:tcPr>
-          <w:p>
-            <w:r/>
-            <w:r>
-              <w:rPr>
-                <w:b w:val="0"/>
-                <w:sz w:val="17"/>
-              </w:rPr>
-              <w:t>세안 전까지만, 아이백크림 검색 −82%</w:t>
+              <w:t>바르는 막이 '앞면을 하얗게 덮는' 라미네이트 그대로, 전후가 바로 보임</w:t>
             </w:r>
           </w:p>
         </w:tc>
@@ -1025,103 +1983,32 @@
       <w:tr>
         <w:tc>
           <w:tcPr>
-            <w:tcW w:type="dxa" w:w="397"/>
+            <w:tcW w:type="dxa" w:w="1474"/>
+            <w:shd w:val="clear" w:color="auto" w:fill="DEEAF6"/>
+          </w:tcPr>
+          <w:p>
+            <w:r/>
+            <w:r>
+              <w:rPr>
+                <w:b/>
+                <w:sz w:val="18"/>
+              </w:rPr>
+              <w:t>위험</w:t>
+            </w:r>
+          </w:p>
+        </w:tc>
+        <w:tc>
+          <w:tcPr>
+            <w:tcW w:type="dxa" w:w="8391"/>
           </w:tcPr>
           <w:p>
             <w:r/>
             <w:r>
               <w:rPr>
                 <w:b w:val="0"/>
-                <w:sz w:val="17"/>
+                <w:sz w:val="18"/>
               </w:rPr>
-              <w:t>⑥</w:t>
-            </w:r>
-          </w:p>
-        </w:tc>
-        <w:tc>
-          <w:tcPr>
-            <w:tcW w:type="dxa" w:w="1701"/>
-          </w:tcPr>
-          <w:p>
-            <w:r/>
-            <w:r>
-              <w:rPr>
-                <w:b/>
-                <w:sz w:val="17"/>
-              </w:rPr>
-              <w:t>라미코트 치아 메이크업</w:t>
-            </w:r>
-            <w:r>
-              <w:rPr>
-                <w:b w:val="0"/>
-                <w:sz w:val="17"/>
-              </w:rPr>
-              <w:br/>
-              <w:t>GPT 10</w:t>
-            </w:r>
-          </w:p>
-        </w:tc>
-        <w:tc>
-          <w:tcPr>
-            <w:tcW w:type="dxa" w:w="2381"/>
-          </w:tcPr>
-          <w:p>
-            <w:r/>
-            <w:r>
-              <w:rPr>
-                <w:b w:val="0"/>
-                <w:sz w:val="17"/>
-              </w:rPr>
-              <w:t>바르면 하얘지고 양치하면 지워지는 코팅액</w:t>
-              <w:br/>
-              <w:t>39,000원</w:t>
-            </w:r>
-          </w:p>
-        </w:tc>
-        <w:tc>
-          <w:tcPr>
-            <w:tcW w:type="dxa" w:w="1474"/>
-          </w:tcPr>
-          <w:p>
-            <w:r/>
-            <w:r>
-              <w:rPr>
-                <w:b w:val="0"/>
-                <w:sz w:val="17"/>
-              </w:rPr>
-              <w:t>라미네이트</w:t>
-              <w:br/>
-              <w:t>(개당 33~99만 원)</w:t>
-            </w:r>
-          </w:p>
-        </w:tc>
-        <w:tc>
-          <w:tcPr>
-            <w:tcW w:type="dxa" w:w="2154"/>
-          </w:tcPr>
-          <w:p>
-            <w:r/>
-            <w:r>
-              <w:rPr>
-                <w:b w:val="0"/>
-                <w:sz w:val="17"/>
-              </w:rPr>
-              <w:t>형태가 상징 그대로, 전후가 바로 보임</w:t>
-            </w:r>
-          </w:p>
-        </w:tc>
-        <w:tc>
-          <w:tcPr>
-            <w:tcW w:type="dxa" w:w="1928"/>
-          </w:tcPr>
-          <w:p>
-            <w:r/>
-            <w:r>
-              <w:rPr>
-                <w:b w:val="0"/>
-                <w:sz w:val="17"/>
-              </w:rPr>
-              <w:t>치아 매니큐어·페인트 이미 있음</w:t>
+              <w:t>치아 매니큐어·페인트가 이미 팔리고 있음</w:t>
             </w:r>
           </w:p>
         </w:tc>

--- a/마케팅/프로젝트/DA-기획/공동기획-2026-10-2차/아침-보고-요약.docx
+++ b/마케팅/프로젝트/DA-기획/공동기획-2026-10-2차/아침-보고-요약.docx
@@ -1030,6 +1030,46 @@
         <w:tc>
           <w:tcPr>
             <w:tcW w:type="dxa" w:w="1474"/>
+            <w:shd w:val="clear" w:color="auto" w:fill="F8CBAD"/>
+          </w:tcPr>
+          <w:p>
+            <w:r/>
+            <w:r>
+              <w:rPr>
+                <w:b/>
+                <w:sz w:val="18"/>
+              </w:rPr>
+              <w:t>사장님 판정</w:t>
+            </w:r>
+          </w:p>
+        </w:tc>
+        <w:tc>
+          <w:tcPr>
+            <w:tcW w:type="dxa" w:w="8391"/>
+          </w:tcPr>
+          <w:p>
+            <w:r/>
+            <w:r>
+              <w:rPr>
+                <w:b/>
+                <w:sz w:val="18"/>
+              </w:rPr>
+              <w:t>기각</w:t>
+            </w:r>
+            <w:r>
+              <w:rPr>
+                <w:b w:val="0"/>
+                <w:sz w:val="18"/>
+              </w:rPr>
+              <w:t xml:space="preserve"> — 열이 난다고 다 써마지가 아님. 써모드처럼 피부과 상징을 겹겹이 입히는 빌드업 없이, 피부과가 쓰지도 않는 파우더로 써마지라고 우기는 느낌</w:t>
+            </w:r>
+          </w:p>
+        </w:tc>
+      </w:tr>
+      <w:tr>
+        <w:tc>
+          <w:tcPr>
+            <w:tcW w:type="dxa" w:w="1474"/>
             <w:shd w:val="clear" w:color="auto" w:fill="FFF2CC"/>
           </w:tcPr>
           <w:p>
@@ -1271,6 +1311,46 @@
                 <w:sz w:val="21"/>
               </w:rPr>
               <w:t>④ 파라핀 마디 파우치  (Claude 11)</w:t>
+            </w:r>
+          </w:p>
+        </w:tc>
+      </w:tr>
+      <w:tr>
+        <w:tc>
+          <w:tcPr>
+            <w:tcW w:type="dxa" w:w="1474"/>
+            <w:shd w:val="clear" w:color="auto" w:fill="F8CBAD"/>
+          </w:tcPr>
+          <w:p>
+            <w:r/>
+            <w:r>
+              <w:rPr>
+                <w:b/>
+                <w:sz w:val="18"/>
+              </w:rPr>
+              <w:t>사장님 판정</w:t>
+            </w:r>
+          </w:p>
+        </w:tc>
+        <w:tc>
+          <w:tcPr>
+            <w:tcW w:type="dxa" w:w="8391"/>
+          </w:tcPr>
+          <w:p>
+            <w:r/>
+            <w:r>
+              <w:rPr>
+                <w:b/>
+                <w:sz w:val="18"/>
+              </w:rPr>
+              <w:t>기각</w:t>
+            </w:r>
+            <w:r>
+              <w:rPr>
+                <w:b w:val="0"/>
+                <w:sz w:val="18"/>
+              </w:rPr>
+              <w:t xml:space="preserve"> — 구현이 어렵고 조잡함. '파라핀 하고 말지'</w:t>
             </w:r>
           </w:p>
         </w:tc>
@@ -1535,6 +1615,46 @@
         <w:tc>
           <w:tcPr>
             <w:tcW w:type="dxa" w:w="1474"/>
+            <w:shd w:val="clear" w:color="auto" w:fill="F8CBAD"/>
+          </w:tcPr>
+          <w:p>
+            <w:r/>
+            <w:r>
+              <w:rPr>
+                <w:b/>
+                <w:sz w:val="18"/>
+              </w:rPr>
+              <w:t>사장님 판정</w:t>
+            </w:r>
+          </w:p>
+        </w:tc>
+        <w:tc>
+          <w:tcPr>
+            <w:tcW w:type="dxa" w:w="8391"/>
+          </w:tcPr>
+          <w:p>
+            <w:r/>
+            <w:r>
+              <w:rPr>
+                <w:b/>
+                <w:sz w:val="18"/>
+              </w:rPr>
+              <w:t>기각</w:t>
+            </w:r>
+            <w:r>
+              <w:rPr>
+                <w:b w:val="0"/>
+                <w:sz w:val="18"/>
+              </w:rPr>
+              <w:t xml:space="preserve"> — 펜으로 눌러 지방을 옮긴다는 게 납득 안 되고 조잡함, 의료 시술의 가치가 안 느껴짐. 단, 눈밑지방재배치라는 상징 선택은 매우 좋음(가장 강력하고 선명한 대안)</w:t>
+            </w:r>
+          </w:p>
+        </w:tc>
+      </w:tr>
+      <w:tr>
+        <w:tc>
+          <w:tcPr>
+            <w:tcW w:type="dxa" w:w="1474"/>
             <w:shd w:val="clear" w:color="auto" w:fill="FFF2CC"/>
           </w:tcPr>
           <w:p>
@@ -1790,6 +1910,46 @@
                 <w:sz w:val="21"/>
               </w:rPr>
               <w:t>⑥ 라미코트 치아 메이크업  (GPT 10)</w:t>
+            </w:r>
+          </w:p>
+        </w:tc>
+      </w:tr>
+      <w:tr>
+        <w:tc>
+          <w:tcPr>
+            <w:tcW w:type="dxa" w:w="1474"/>
+            <w:shd w:val="clear" w:color="auto" w:fill="F8CBAD"/>
+          </w:tcPr>
+          <w:p>
+            <w:r/>
+            <w:r>
+              <w:rPr>
+                <w:b/>
+                <w:sz w:val="18"/>
+              </w:rPr>
+              <w:t>사장님 판정</w:t>
+            </w:r>
+          </w:p>
+        </w:tc>
+        <w:tc>
+          <w:tcPr>
+            <w:tcW w:type="dxa" w:w="8391"/>
+          </w:tcPr>
+          <w:p>
+            <w:r/>
+            <w:r>
+              <w:rPr>
+                <w:b/>
+                <w:sz w:val="18"/>
+              </w:rPr>
+              <w:t>패스</w:t>
+            </w:r>
+            <w:r>
+              <w:rPr>
+                <w:b w:val="0"/>
+                <w:sz w:val="18"/>
+              </w:rPr>
+              <w:t xml:space="preserve"> — 좋지만 시장성을 재기 힘들고 의료기기일 것 같음</w:t>
             </w:r>
           </w:p>
         </w:tc>
